--- a/tillsyn/A 28359-2026 tillsynsbegäran.docx
+++ b/tillsyn/A 28359-2026 tillsynsbegäran.docx
@@ -1864,7 +1864,7 @@
     <w:r>
       <w:tab/>
       <w:tab/>
-      <w:t>2026-06-24</w:t>
+      <w:t>2026-06-25</w:t>
       <w:br/>
       <w:br/>
     </w:r>

--- a/tillsyn/A 28359-2026 tillsynsbegäran.docx
+++ b/tillsyn/A 28359-2026 tillsynsbegäran.docx
@@ -1864,7 +1864,7 @@
     <w:r>
       <w:tab/>
       <w:tab/>
-      <w:t>2026-06-25</w:t>
+      <w:t>2026-06-26</w:t>
       <w:br/>
       <w:br/>
     </w:r>

--- a/tillsyn/A 28359-2026 tillsynsbegäran.docx
+++ b/tillsyn/A 28359-2026 tillsynsbegäran.docx
@@ -65,7 +65,7 @@
     </w:p>
     <w:p>
       <w:r>
-        <w:t>I och inom 22 meter från avverkningsanmälan finns fynd av 20 naturvårdsarter, varav 18 är rödlistade, 4 är fridlysta, 13 är typiska (T) och 1 är signalart (S): garnlav (VU, T), knärot (VU, T, §8), blanksvart spiklav (NT), blågrå svartspik (NT), dvärgbägarlav (NT, T), gammelgransskål (NT, T), knottrig blåslav (NT, T), kolflarnlav (NT, T), kortskaftad ärgspik (NT), lunglav (NT, T), mörk kolflarnlav (NT), skrovellav (NT, T), talltita (NT, §4), tretåig hackspett (NT, T, §4), vedflamlav (NT), vedskivlav (NT, T), violettgrå tagellav (NT, T), vitgrynig nållav (NT), stuplav (S, T) och järpe (T, §4). Se Figur 1.</w:t>
+        <w:t>I och inom 22 meter från avverkningsanmälan finns fynd av 21 naturvårdsarter, varav 18 är rödlistade, 4 är fridlysta, 14 är typiska (T) och 2 är signalarter (S): garnlav (VU, T), knärot (VU, T, §8), blanksvart spiklav (NT), blågrå svartspik (NT), dvärgbägarlav (NT, T), gammelgransskål (NT, T), knottrig blåslav (NT, T), kolflarnlav (NT, T), kortskaftad ärgspik (NT), lunglav (NT, T), mörk kolflarnlav (NT), skrovellav (NT, T), talltita (NT, §4), tretåig hackspett (NT, T, §4), vedflamlav (NT), vedskivlav (NT, T), violettgrå tagellav (NT, T), vitgrynig nållav (NT), nästlav (S, T), stuplav (S, T) och järpe (T, §4). Se Figur 1.</w:t>
       </w:r>
     </w:p>
     <w:p>
@@ -182,7 +182,7 @@
     </w:p>
     <w:p>
       <w:r>
-        <w:t>I det avverkningsanmälda området finns 3 fyndplatser för knärot registrerade på Artportalen. Figur 2 visar gränserna för buffertzoner på 50 m, som behöver lämnas kring fyndplatserna för att knärotslokalerna inte ska försvinna vid en avverkning. Av det avverkningsanmälda området överlappar 0.48 ha med buffertzonerna och får av detta skäl inte avverkas.</w:t>
+        <w:t>I det avverkningsanmälda området finns 4 fyndplatser för knärot registrerade på Artportalen. Figur 2 visar gränserna för buffertzoner på 50 m, som behöver lämnas kring fyndplatserna för att knärotslokalerna inte ska försvinna vid en avverkning. Av det avverkningsanmälda området överlappar 0.85 ha med buffertzonerna och får av detta skäl inte avverkas.</w:t>
       </w:r>
     </w:p>
     <w:p>
@@ -587,6 +587,26 @@
         <w:rPr>
           <w:b/>
         </w:rPr>
+        <w:t>Nästlav</w:t>
+      </w:r>
+      <w:r>
+        <w:t xml:space="preserve"> indikerar söder om den naturliga norrlandsgränsen äldre barrskogsområden med höga naturvärden där andra ovanliga nordliga barrskogsarter kan påträffas. Nästlav är typisk art för </w:t>
+      </w:r>
+      <w:r>
+        <w:rPr>
+          <w:i/>
+        </w:rPr>
+        <w:t xml:space="preserve">9010 Taiga </w:t>
+      </w:r>
+      <w:r>
+        <w:t>(Nitare &amp; Skogsstyrelsen, 2019; SLU Artdatabanken, 2025).</w:t>
+      </w:r>
+    </w:p>
+    <w:p>
+      <w:r>
+        <w:rPr>
+          <w:b/>
+        </w:rPr>
         <w:t>Stuplav</w:t>
       </w:r>
       <w:r>
@@ -704,7 +724,7 @@
     </w:p>
     <w:p>
       <w:r>
-        <w:t>Följande typiska arter har sina livsmiljöer och växtplatser i den avverkningsanmälda skogen: garnlav (VU, T), knärot (VU, T, §8), dvärgbägarlav (NT, T), gammelgransskål (NT, T), knottrig blåslav (NT, T), kolflarnlav (NT, T), lunglav (NT, T), skrovellav (NT, T), tretåig hackspett (NT, T, §4), vedskivlav (NT, T), violettgrå tagellav (NT, T), stuplav (S, T) och järpe (T, §4).</w:t>
+        <w:t>Följande typiska arter har sina livsmiljöer och växtplatser i den avverkningsanmälda skogen: garnlav (VU, T), knärot (VU, T, §8), dvärgbägarlav (NT, T), gammelgransskål (NT, T), knottrig blåslav (NT, T), kolflarnlav (NT, T), lunglav (NT, T), skrovellav (NT, T), tretåig hackspett (NT, T, §4), vedskivlav (NT, T), violettgrå tagellav (NT, T), nästlav (S, T), stuplav (S, T) och järpe (T, §4).</w:t>
       </w:r>
     </w:p>
     <w:p>
@@ -1864,7 +1884,7 @@
     <w:r>
       <w:tab/>
       <w:tab/>
-      <w:t>2026-06-26</w:t>
+      <w:t>2026-06-27</w:t>
       <w:br/>
       <w:br/>
     </w:r>

--- a/tillsyn/A 28359-2026 tillsynsbegäran.docx
+++ b/tillsyn/A 28359-2026 tillsynsbegäran.docx
@@ -1884,7 +1884,7 @@
     <w:r>
       <w:tab/>
       <w:tab/>
-      <w:t>2026-06-27</w:t>
+      <w:t>2026-06-28</w:t>
       <w:br/>
       <w:br/>
     </w:r>

--- a/tillsyn/A 28359-2026 tillsynsbegäran.docx
+++ b/tillsyn/A 28359-2026 tillsynsbegäran.docx
@@ -1884,7 +1884,7 @@
     <w:r>
       <w:tab/>
       <w:tab/>
-      <w:t>2026-06-28</w:t>
+      <w:t>2026-06-29</w:t>
       <w:br/>
       <w:br/>
     </w:r>

--- a/tillsyn/A 28359-2026 tillsynsbegäran.docx
+++ b/tillsyn/A 28359-2026 tillsynsbegäran.docx
@@ -1884,7 +1884,7 @@
     <w:r>
       <w:tab/>
       <w:tab/>
-      <w:t>2026-06-29</w:t>
+      <w:t>2026-06-30</w:t>
       <w:br/>
       <w:br/>
     </w:r>

--- a/tillsyn/A 28359-2026 tillsynsbegäran.docx
+++ b/tillsyn/A 28359-2026 tillsynsbegäran.docx
@@ -1884,7 +1884,7 @@
     <w:r>
       <w:tab/>
       <w:tab/>
-      <w:t>2026-06-30</w:t>
+      <w:t>2026-07-01</w:t>
       <w:br/>
       <w:br/>
     </w:r>

--- a/tillsyn/A 28359-2026 tillsynsbegäran.docx
+++ b/tillsyn/A 28359-2026 tillsynsbegäran.docx
@@ -1884,7 +1884,7 @@
     <w:r>
       <w:tab/>
       <w:tab/>
-      <w:t>2026-07-01</w:t>
+      <w:t>2026-07-02</w:t>
       <w:br/>
       <w:br/>
     </w:r>

--- a/tillsyn/A 28359-2026 tillsynsbegäran.docx
+++ b/tillsyn/A 28359-2026 tillsynsbegäran.docx
@@ -1884,7 +1884,7 @@
     <w:r>
       <w:tab/>
       <w:tab/>
-      <w:t>2026-07-13</w:t>
+      <w:t>2026-07-14</w:t>
       <w:br/>
       <w:br/>
     </w:r>

--- a/tillsyn/A 28359-2026 tillsynsbegäran.docx
+++ b/tillsyn/A 28359-2026 tillsynsbegäran.docx
@@ -1884,7 +1884,7 @@
     <w:r>
       <w:tab/>
       <w:tab/>
-      <w:t>2026-07-14</w:t>
+      <w:t>2026-07-15</w:t>
       <w:br/>
       <w:br/>
     </w:r>

--- a/tillsyn/A 28359-2026 tillsynsbegäran.docx
+++ b/tillsyn/A 28359-2026 tillsynsbegäran.docx
@@ -1884,7 +1884,7 @@
     <w:r>
       <w:tab/>
       <w:tab/>
-      <w:t>2026-07-15</w:t>
+      <w:t>2026-07-16</w:t>
       <w:br/>
       <w:br/>
     </w:r>

--- a/tillsyn/A 28359-2026 tillsynsbegäran.docx
+++ b/tillsyn/A 28359-2026 tillsynsbegäran.docx
@@ -1884,7 +1884,7 @@
     <w:r>
       <w:tab/>
       <w:tab/>
-      <w:t>2026-07-16</w:t>
+      <w:t>2026-07-17</w:t>
       <w:br/>
       <w:br/>
     </w:r>

--- a/tillsyn/A 28359-2026 tillsynsbegäran.docx
+++ b/tillsyn/A 28359-2026 tillsynsbegäran.docx
@@ -1884,7 +1884,7 @@
     <w:r>
       <w:tab/>
       <w:tab/>
-      <w:t>2026-07-17</w:t>
+      <w:t>2026-07-18</w:t>
       <w:br/>
       <w:br/>
     </w:r>

--- a/tillsyn/A 28359-2026 tillsynsbegäran.docx
+++ b/tillsyn/A 28359-2026 tillsynsbegäran.docx
@@ -1884,7 +1884,7 @@
     <w:r>
       <w:tab/>
       <w:tab/>
-      <w:t>2026-07-18</w:t>
+      <w:t>2026-07-19</w:t>
       <w:br/>
       <w:br/>
     </w:r>

--- a/tillsyn/A 28359-2026 tillsynsbegäran.docx
+++ b/tillsyn/A 28359-2026 tillsynsbegäran.docx
@@ -1884,7 +1884,7 @@
     <w:r>
       <w:tab/>
       <w:tab/>
-      <w:t>2026-07-19</w:t>
+      <w:t>2026-07-20</w:t>
       <w:br/>
       <w:br/>
     </w:r>

--- a/tillsyn/A 28359-2026 tillsynsbegäran.docx
+++ b/tillsyn/A 28359-2026 tillsynsbegäran.docx
@@ -1884,7 +1884,7 @@
     <w:r>
       <w:tab/>
       <w:tab/>
-      <w:t>2026-07-20</w:t>
+      <w:t>2026-07-21</w:t>
       <w:br/>
       <w:br/>
     </w:r>

--- a/tillsyn/A 28359-2026 tillsynsbegäran.docx
+++ b/tillsyn/A 28359-2026 tillsynsbegäran.docx
@@ -1884,7 +1884,7 @@
     <w:r>
       <w:tab/>
       <w:tab/>
-      <w:t>2026-07-21</w:t>
+      <w:t>2026-07-22</w:t>
       <w:br/>
       <w:br/>
     </w:r>

--- a/tillsyn/A 28359-2026 tillsynsbegäran.docx
+++ b/tillsyn/A 28359-2026 tillsynsbegäran.docx
@@ -1884,7 +1884,7 @@
     <w:r>
       <w:tab/>
       <w:tab/>
-      <w:t>2026-07-22</w:t>
+      <w:t>2026-07-23</w:t>
       <w:br/>
       <w:br/>
     </w:r>

--- a/tillsyn/A 28359-2026 tillsynsbegäran.docx
+++ b/tillsyn/A 28359-2026 tillsynsbegäran.docx
@@ -1884,7 +1884,7 @@
     <w:r>
       <w:tab/>
       <w:tab/>
-      <w:t>2026-07-23</w:t>
+      <w:t>2026-07-24</w:t>
       <w:br/>
       <w:br/>
     </w:r>

--- a/tillsyn/A 28359-2026 tillsynsbegäran.docx
+++ b/tillsyn/A 28359-2026 tillsynsbegäran.docx
@@ -1884,7 +1884,7 @@
     <w:r>
       <w:tab/>
       <w:tab/>
-      <w:t>2026-07-24</w:t>
+      <w:t>2026-07-25</w:t>
       <w:br/>
       <w:br/>
     </w:r>

--- a/tillsyn/A 28359-2026 tillsynsbegäran.docx
+++ b/tillsyn/A 28359-2026 tillsynsbegäran.docx
@@ -1884,7 +1884,7 @@
     <w:r>
       <w:tab/>
       <w:tab/>
-      <w:t>2026-07-25</w:t>
+      <w:t>2026-07-26</w:t>
       <w:br/>
       <w:br/>
     </w:r>

--- a/tillsyn/A 28359-2026 tillsynsbegäran.docx
+++ b/tillsyn/A 28359-2026 tillsynsbegäran.docx
@@ -1884,7 +1884,7 @@
     <w:r>
       <w:tab/>
       <w:tab/>
-      <w:t>2026-07-26</w:t>
+      <w:t>2026-07-27</w:t>
       <w:br/>
       <w:br/>
     </w:r>

--- a/tillsyn/A 28359-2026 tillsynsbegäran.docx
+++ b/tillsyn/A 28359-2026 tillsynsbegäran.docx
@@ -1884,7 +1884,7 @@
     <w:r>
       <w:tab/>
       <w:tab/>
-      <w:t>2026-07-27</w:t>
+      <w:t>2026-07-28</w:t>
       <w:br/>
       <w:br/>
     </w:r>

--- a/tillsyn/A 28359-2026 tillsynsbegäran.docx
+++ b/tillsyn/A 28359-2026 tillsynsbegäran.docx
@@ -1884,7 +1884,7 @@
     <w:r>
       <w:tab/>
       <w:tab/>
-      <w:t>2026-07-28</w:t>
+      <w:t>2026-07-29</w:t>
       <w:br/>
       <w:br/>
     </w:r>

--- a/tillsyn/A 28359-2026 tillsynsbegäran.docx
+++ b/tillsyn/A 28359-2026 tillsynsbegäran.docx
@@ -1884,7 +1884,7 @@
     <w:r>
       <w:tab/>
       <w:tab/>
-      <w:t>2026-07-29</w:t>
+      <w:t>2026-07-30</w:t>
       <w:br/>
       <w:br/>
     </w:r>

--- a/tillsyn/A 28359-2026 tillsynsbegäran.docx
+++ b/tillsyn/A 28359-2026 tillsynsbegäran.docx
@@ -1884,7 +1884,7 @@
     <w:r>
       <w:tab/>
       <w:tab/>
-      <w:t>2026-07-30</w:t>
+      <w:t>2026-07-31</w:t>
       <w:br/>
       <w:br/>
     </w:r>

--- a/tillsyn/A 28359-2026 tillsynsbegäran.docx
+++ b/tillsyn/A 28359-2026 tillsynsbegäran.docx
@@ -1884,7 +1884,7 @@
     <w:r>
       <w:tab/>
       <w:tab/>
-      <w:t>2026-07-31</w:t>
+      <w:t>2026-08-01</w:t>
       <w:br/>
       <w:br/>
     </w:r>

--- a/tillsyn/A 28359-2026 tillsynsbegäran.docx
+++ b/tillsyn/A 28359-2026 tillsynsbegäran.docx
@@ -1884,7 +1884,7 @@
     <w:r>
       <w:tab/>
       <w:tab/>
-      <w:t>2026-08-01</w:t>
+      <w:t>2026-08-02</w:t>
       <w:br/>
       <w:br/>
     </w:r>

--- a/tillsyn/A 28359-2026 tillsynsbegäran.docx
+++ b/tillsyn/A 28359-2026 tillsynsbegäran.docx
@@ -1884,7 +1884,7 @@
     <w:r>
       <w:tab/>
       <w:tab/>
-      <w:t>2026-08-02</w:t>
+      <w:t>2026-08-03</w:t>
       <w:br/>
       <w:br/>
     </w:r>

--- a/tillsyn/A 28359-2026 tillsynsbegäran.docx
+++ b/tillsyn/A 28359-2026 tillsynsbegäran.docx
@@ -1884,7 +1884,7 @@
     <w:r>
       <w:tab/>
       <w:tab/>
-      <w:t>2026-08-03</w:t>
+      <w:t>2026-08-05</w:t>
       <w:br/>
       <w:br/>
     </w:r>

--- a/tillsyn/A 28359-2026 tillsynsbegäran.docx
+++ b/tillsyn/A 28359-2026 tillsynsbegäran.docx
@@ -1884,7 +1884,7 @@
     <w:r>
       <w:tab/>
       <w:tab/>
-      <w:t>2026-08-05</w:t>
+      <w:t>2026-08-07</w:t>
       <w:br/>
       <w:br/>
     </w:r>

--- a/tillsyn/A 28359-2026 tillsynsbegäran.docx
+++ b/tillsyn/A 28359-2026 tillsynsbegäran.docx
@@ -1884,7 +1884,7 @@
     <w:r>
       <w:tab/>
       <w:tab/>
-      <w:t>2026-08-07</w:t>
+      <w:t>2026-08-08</w:t>
       <w:br/>
       <w:br/>
     </w:r>

--- a/tillsyn/A 28359-2026 tillsynsbegäran.docx
+++ b/tillsyn/A 28359-2026 tillsynsbegäran.docx
@@ -60,7 +60,7 @@
         <w:spacing w:after="240"/>
       </w:pPr>
       <w:r>
-        <w:t>Figur 1. Fyndplatser för naturvårdsarter i och inom 22 meter från avverkningsanmälan. Markörer utan svart kant är placerade på fyndplatsen. Markörer med svart kant är placerade vid sidan av fyndplatsen har ett svart streck som visar fyndplatsens exakta position. Kartans mittpunktskoordinat är N 6858732, E 466226 i SWEREF 99 TM.</w:t>
+        <w:t>Figur 1. Fyndplatser för naturvårdsarter i och inom 22 meter från avverkningsanmälan. Markörer utan svart kant är placerade på fyndplatsen. Markörer med svart kant är placerade vid sidan av fyndplatsen och har ett svart streck som visar fyndplatsens exakta position. Kartans mittpunktskoordinat är N 6858732, E 466226 i SWEREF 99 TM.</w:t>
       </w:r>
     </w:p>
     <w:p>
@@ -182,7 +182,7 @@
     </w:p>
     <w:p>
       <w:r>
-        <w:t>I det avverkningsanmälda området finns 4 fyndplatser för knärot registrerade på Artportalen. Figur 2 visar gränserna för buffertzoner på 50 m, som behöver lämnas kring fyndplatserna för att knärotslokalerna inte ska försvinna vid en avverkning. Av det avverkningsanmälda området överlappar 0.85 ha med buffertzonerna och får av detta skäl inte avverkas.</w:t>
+        <w:t>I det avverkningsanmälda området finns 8 fyndplatser för knärot registrerade på Artportalen. Figur 2 visar gränserna för buffertzoner på 50 m, som behöver lämnas kring fyndplatserna för att knärotslokalerna inte ska försvinna vid en avverkning. Av det avverkningsanmälda området överlappar 1.08 ha med buffertzonerna och får av detta skäl inte avverkas.</w:t>
       </w:r>
     </w:p>
     <w:p>
@@ -1884,7 +1884,7 @@
     <w:r>
       <w:tab/>
       <w:tab/>
-      <w:t>2026-08-14</w:t>
+      <w:t>2026-08-15</w:t>
       <w:br/>
       <w:br/>
     </w:r>

--- a/tillsyn/A 28359-2026 tillsynsbegäran.docx
+++ b/tillsyn/A 28359-2026 tillsynsbegäran.docx
@@ -1884,7 +1884,7 @@
     <w:r>
       <w:tab/>
       <w:tab/>
-      <w:t>2026-08-15</w:t>
+      <w:t>2026-08-16</w:t>
       <w:br/>
       <w:br/>
     </w:r>

--- a/tillsyn/A 28359-2026 tillsynsbegäran.docx
+++ b/tillsyn/A 28359-2026 tillsynsbegäran.docx
@@ -1884,7 +1884,7 @@
     <w:r>
       <w:tab/>
       <w:tab/>
-      <w:t>2026-08-16</w:t>
+      <w:t>2026-08-17</w:t>
       <w:br/>
       <w:br/>
     </w:r>

--- a/tillsyn/A 28359-2026 tillsynsbegäran.docx
+++ b/tillsyn/A 28359-2026 tillsynsbegäran.docx
@@ -1884,7 +1884,7 @@
     <w:r>
       <w:tab/>
       <w:tab/>
-      <w:t>2026-08-17</w:t>
+      <w:t>2026-08-18</w:t>
       <w:br/>
       <w:br/>
     </w:r>

--- a/tillsyn/A 28359-2026 tillsynsbegäran.docx
+++ b/tillsyn/A 28359-2026 tillsynsbegäran.docx
@@ -1884,7 +1884,7 @@
     <w:r>
       <w:tab/>
       <w:tab/>
-      <w:t>2026-08-18</w:t>
+      <w:t>2026-08-19</w:t>
       <w:br/>
       <w:br/>
     </w:r>

--- a/tillsyn/A 28359-2026 tillsynsbegäran.docx
+++ b/tillsyn/A 28359-2026 tillsynsbegäran.docx
@@ -1884,7 +1884,7 @@
     <w:r>
       <w:tab/>
       <w:tab/>
-      <w:t>2026-08-19</w:t>
+      <w:t>2026-08-20</w:t>
       <w:br/>
       <w:br/>
     </w:r>

--- a/tillsyn/A 28359-2026 tillsynsbegäran.docx
+++ b/tillsyn/A 28359-2026 tillsynsbegäran.docx
@@ -1884,7 +1884,7 @@
     <w:r>
       <w:tab/>
       <w:tab/>
-      <w:t>2026-08-20</w:t>
+      <w:t>2026-08-21</w:t>
       <w:br/>
       <w:br/>
     </w:r>

--- a/tillsyn/A 28359-2026 tillsynsbegäran.docx
+++ b/tillsyn/A 28359-2026 tillsynsbegäran.docx
@@ -1884,7 +1884,7 @@
     <w:r>
       <w:tab/>
       <w:tab/>
-      <w:t>2026-08-21</w:t>
+      <w:t>2026-08-22</w:t>
       <w:br/>
       <w:br/>
     </w:r>

--- a/tillsyn/A 28359-2026 tillsynsbegäran.docx
+++ b/tillsyn/A 28359-2026 tillsynsbegäran.docx
@@ -1884,7 +1884,7 @@
     <w:r>
       <w:tab/>
       <w:tab/>
-      <w:t>2026-08-22</w:t>
+      <w:t>2026-08-23</w:t>
       <w:br/>
       <w:br/>
     </w:r>

--- a/tillsyn/A 28359-2026 tillsynsbegäran.docx
+++ b/tillsyn/A 28359-2026 tillsynsbegäran.docx
@@ -1884,7 +1884,7 @@
     <w:r>
       <w:tab/>
       <w:tab/>
-      <w:t>2026-08-23</w:t>
+      <w:t>2026-08-24</w:t>
       <w:br/>
       <w:br/>
     </w:r>

--- a/tillsyn/A 28359-2026 tillsynsbegäran.docx
+++ b/tillsyn/A 28359-2026 tillsynsbegäran.docx
@@ -1884,7 +1884,7 @@
     <w:r>
       <w:tab/>
       <w:tab/>
-      <w:t>2026-08-24</w:t>
+      <w:t>2026-08-25</w:t>
       <w:br/>
       <w:br/>
     </w:r>

--- a/tillsyn/A 28359-2026 tillsynsbegäran.docx
+++ b/tillsyn/A 28359-2026 tillsynsbegäran.docx
@@ -1884,7 +1884,7 @@
     <w:r>
       <w:tab/>
       <w:tab/>
-      <w:t>2026-08-25</w:t>
+      <w:t>2026-08-26</w:t>
       <w:br/>
       <w:br/>
     </w:r>

--- a/tillsyn/A 28359-2026 tillsynsbegäran.docx
+++ b/tillsyn/A 28359-2026 tillsynsbegäran.docx
@@ -1884,7 +1884,7 @@
     <w:r>
       <w:tab/>
       <w:tab/>
-      <w:t>2026-08-26</w:t>
+      <w:t>2026-08-27</w:t>
       <w:br/>
       <w:br/>
     </w:r>

--- a/tillsyn/A 28359-2026 tillsynsbegäran.docx
+++ b/tillsyn/A 28359-2026 tillsynsbegäran.docx
@@ -1884,7 +1884,7 @@
     <w:r>
       <w:tab/>
       <w:tab/>
-      <w:t>2026-08-27</w:t>
+      <w:t>2026-08-28</w:t>
       <w:br/>
       <w:br/>
     </w:r>

--- a/tillsyn/A 28359-2026 tillsynsbegäran.docx
+++ b/tillsyn/A 28359-2026 tillsynsbegäran.docx
@@ -1884,7 +1884,7 @@
     <w:r>
       <w:tab/>
       <w:tab/>
-      <w:t>2026-08-28</w:t>
+      <w:t>2026-08-29</w:t>
       <w:br/>
       <w:br/>
     </w:r>

--- a/tillsyn/A 28359-2026 tillsynsbegäran.docx
+++ b/tillsyn/A 28359-2026 tillsynsbegäran.docx
@@ -1884,7 +1884,7 @@
     <w:r>
       <w:tab/>
       <w:tab/>
-      <w:t>2026-08-29</w:t>
+      <w:t>2026-08-31</w:t>
       <w:br/>
       <w:br/>
     </w:r>

--- a/tillsyn/A 28359-2026 tillsynsbegäran.docx
+++ b/tillsyn/A 28359-2026 tillsynsbegäran.docx
@@ -1884,7 +1884,7 @@
     <w:r>
       <w:tab/>
       <w:tab/>
-      <w:t>2026-08-31</w:t>
+      <w:t>2026-09-01</w:t>
       <w:br/>
       <w:br/>
     </w:r>

--- a/tillsyn/A 28359-2026 tillsynsbegäran.docx
+++ b/tillsyn/A 28359-2026 tillsynsbegäran.docx
@@ -1884,7 +1884,7 @@
     <w:r>
       <w:tab/>
       <w:tab/>
-      <w:t>2026-09-01</w:t>
+      <w:t>2026-09-02</w:t>
       <w:br/>
       <w:br/>
     </w:r>

--- a/tillsyn/A 28359-2026 tillsynsbegäran.docx
+++ b/tillsyn/A 28359-2026 tillsynsbegäran.docx
@@ -1884,7 +1884,7 @@
     <w:r>
       <w:tab/>
       <w:tab/>
-      <w:t>2026-09-02</w:t>
+      <w:t>2026-09-03</w:t>
       <w:br/>
       <w:br/>
     </w:r>

--- a/tillsyn/A 28359-2026 tillsynsbegäran.docx
+++ b/tillsyn/A 28359-2026 tillsynsbegäran.docx
@@ -1884,7 +1884,7 @@
     <w:r>
       <w:tab/>
       <w:tab/>
-      <w:t>2026-09-03</w:t>
+      <w:t>2026-09-04</w:t>
       <w:br/>
       <w:br/>
     </w:r>

--- a/tillsyn/A 28359-2026 tillsynsbegäran.docx
+++ b/tillsyn/A 28359-2026 tillsynsbegäran.docx
@@ -1884,7 +1884,7 @@
     <w:r>
       <w:tab/>
       <w:tab/>
-      <w:t>2026-09-04</w:t>
+      <w:t>2026-09-05</w:t>
       <w:br/>
       <w:br/>
     </w:r>

--- a/tillsyn/A 28359-2026 tillsynsbegäran.docx
+++ b/tillsyn/A 28359-2026 tillsynsbegäran.docx
@@ -1884,7 +1884,7 @@
     <w:r>
       <w:tab/>
       <w:tab/>
-      <w:t>2026-09-05</w:t>
+      <w:t>2026-09-06</w:t>
       <w:br/>
       <w:br/>
     </w:r>

--- a/tillsyn/A 28359-2026 tillsynsbegäran.docx
+++ b/tillsyn/A 28359-2026 tillsynsbegäran.docx
@@ -1884,7 +1884,7 @@
     <w:r>
       <w:tab/>
       <w:tab/>
-      <w:t>2026-09-06</w:t>
+      <w:t>2026-09-07</w:t>
       <w:br/>
       <w:br/>
     </w:r>

--- a/tillsyn/A 28359-2026 tillsynsbegäran.docx
+++ b/tillsyn/A 28359-2026 tillsynsbegäran.docx
@@ -1884,7 +1884,7 @@
     <w:r>
       <w:tab/>
       <w:tab/>
-      <w:t>2026-09-07</w:t>
+      <w:t>2026-09-08</w:t>
       <w:br/>
       <w:br/>
     </w:r>

--- a/tillsyn/A 28359-2026 tillsynsbegäran.docx
+++ b/tillsyn/A 28359-2026 tillsynsbegäran.docx
@@ -1884,7 +1884,7 @@
     <w:r>
       <w:tab/>
       <w:tab/>
-      <w:t>2026-09-08</w:t>
+      <w:t>2026-09-09</w:t>
       <w:br/>
       <w:br/>
     </w:r>

--- a/tillsyn/A 28359-2026 tillsynsbegäran.docx
+++ b/tillsyn/A 28359-2026 tillsynsbegäran.docx
@@ -1884,7 +1884,7 @@
     <w:r>
       <w:tab/>
       <w:tab/>
-      <w:t>2026-09-09</w:t>
+      <w:t>2026-09-10</w:t>
       <w:br/>
       <w:br/>
     </w:r>

--- a/tillsyn/A 28359-2026 tillsynsbegäran.docx
+++ b/tillsyn/A 28359-2026 tillsynsbegäran.docx
@@ -1884,7 +1884,7 @@
     <w:r>
       <w:tab/>
       <w:tab/>
-      <w:t>2026-09-10</w:t>
+      <w:t>2026-09-11</w:t>
       <w:br/>
       <w:br/>
     </w:r>

--- a/tillsyn/A 28359-2026 tillsynsbegäran.docx
+++ b/tillsyn/A 28359-2026 tillsynsbegäran.docx
@@ -1884,7 +1884,7 @@
     <w:r>
       <w:tab/>
       <w:tab/>
-      <w:t>2026-09-11</w:t>
+      <w:t>2026-09-12</w:t>
       <w:br/>
       <w:br/>
     </w:r>

--- a/tillsyn/A 28359-2026 tillsynsbegäran.docx
+++ b/tillsyn/A 28359-2026 tillsynsbegäran.docx
@@ -1884,7 +1884,7 @@
     <w:r>
       <w:tab/>
       <w:tab/>
-      <w:t>2026-09-12</w:t>
+      <w:t>2026-09-13</w:t>
       <w:br/>
       <w:br/>
     </w:r>
